--- a/test/docx/golden/track_changes_move.docx
+++ b/test/docx/golden/track_changes_move.docx
@@ -751,6 +751,9 @@
   <w:style w:type="paragraph" w:customStyle="1" w:styleId="Figure">
     <w:name w:val="Figure"/>
     <w:basedOn w:val="Normal"/>
+    <w:pPr>
+      <w:jc w:val="center"/>
+    </w:pPr>
   </w:style>
   <w:style w:type="paragraph" w:customStyle="1" w:styleId="CaptionedFigure">
     <w:name w:val="Captioned Figure"/>
